--- a/public_release/kaggle_dataset/manuscript/ijco/docx/Final_Audit_Log.docx
+++ b/public_release/kaggle_dataset/manuscript/ijco/docx/Final_Audit_Log.docx
@@ -13,12 +13,12 @@
     </w:p>
     <w:p>
       <w:r>
-        <w:t>- Checked figure availability and embedding order (Fig 1-9).</w:t>
+        <w:t>- Checked figure availability and embedding order (Fig 1-14).</w:t>
       </w:r>
     </w:p>
     <w:p>
       <w:r>
-        <w:t>- Checked table citations and insertion order (Table 1-7).</w:t>
+        <w:t>- Checked table citations and insertion order (Table 1-13 across main/supplementary).</w:t>
       </w:r>
     </w:p>
     <w:p>
